--- a/Documentos/Informe_EDA_Bank_Marketing.docx
+++ b/Documentos/Informe_EDA_Bank_Marketing.docx
@@ -214,7 +214,35 @@
         <w:rPr>
           <w:lang w:val="es-ES"/>
         </w:rPr>
-        <w:t>Carga y limpieza: Normalización de booleanos (default, housing, loan), conversión de fechas, revisión de nulos y outliers.</w:t>
+        <w:t xml:space="preserve">Carga y limpieza: Normalización de booleanos (default, </w:t>
+      </w:r>
+      <w:proofErr w:type="spellStart"/>
+      <w:r>
+        <w:rPr>
+          <w:lang w:val="es-ES"/>
+        </w:rPr>
+        <w:t>housing</w:t>
+      </w:r>
+      <w:proofErr w:type="spellEnd"/>
+      <w:r>
+        <w:rPr>
+          <w:lang w:val="es-ES"/>
+        </w:rPr>
+        <w:t xml:space="preserve">, loan), conversión de fechas, revisión de nulos y </w:t>
+      </w:r>
+      <w:proofErr w:type="spellStart"/>
+      <w:r>
+        <w:rPr>
+          <w:lang w:val="es-ES"/>
+        </w:rPr>
+        <w:t>outliers</w:t>
+      </w:r>
+      <w:proofErr w:type="spellEnd"/>
+      <w:r>
+        <w:rPr>
+          <w:lang w:val="es-ES"/>
+        </w:rPr>
+        <w:t>.</w:t>
       </w:r>
     </w:p>
     <w:p>
@@ -227,7 +255,47 @@
         <w:rPr>
           <w:lang w:val="es-ES"/>
         </w:rPr>
-        <w:t>Unión de datasets: merge por id_ ↔ ID.</w:t>
+        <w:t xml:space="preserve">Unión de </w:t>
+      </w:r>
+      <w:proofErr w:type="spellStart"/>
+      <w:r>
+        <w:rPr>
+          <w:lang w:val="es-ES"/>
+        </w:rPr>
+        <w:t>datasets</w:t>
+      </w:r>
+      <w:proofErr w:type="spellEnd"/>
+      <w:r>
+        <w:rPr>
+          <w:lang w:val="es-ES"/>
+        </w:rPr>
+        <w:t xml:space="preserve">: </w:t>
+      </w:r>
+      <w:proofErr w:type="spellStart"/>
+      <w:r>
+        <w:rPr>
+          <w:lang w:val="es-ES"/>
+        </w:rPr>
+        <w:t>merge</w:t>
+      </w:r>
+      <w:proofErr w:type="spellEnd"/>
+      <w:r>
+        <w:rPr>
+          <w:lang w:val="es-ES"/>
+        </w:rPr>
+        <w:t xml:space="preserve"> por id_ ↔ ID</w:t>
+      </w:r>
+      <w:r>
+        <w:rPr>
+          <w:lang w:val="es-ES"/>
+        </w:rPr>
+        <w:t>, que corresponden al id único de cada cliente</w:t>
+      </w:r>
+      <w:r>
+        <w:rPr>
+          <w:lang w:val="es-ES"/>
+        </w:rPr>
+        <w:t>.</w:t>
       </w:r>
     </w:p>
     <w:p>
@@ -253,7 +321,21 @@
         <w:rPr>
           <w:lang w:val="es-ES"/>
         </w:rPr>
-        <w:t>Visualizaciones: histogramas, boxplots, barras apiladas,</w:t>
+        <w:t xml:space="preserve">Visualizaciones: histogramas, </w:t>
+      </w:r>
+      <w:proofErr w:type="spellStart"/>
+      <w:r>
+        <w:rPr>
+          <w:lang w:val="es-ES"/>
+        </w:rPr>
+        <w:t>boxplots</w:t>
+      </w:r>
+      <w:proofErr w:type="spellEnd"/>
+      <w:r>
+        <w:rPr>
+          <w:lang w:val="es-ES"/>
+        </w:rPr>
+        <w:t>, barras apiladas,</w:t>
       </w:r>
       <w:r>
         <w:rPr>
@@ -278,7 +360,21 @@
         <w:rPr>
           <w:lang w:val="es-ES"/>
         </w:rPr>
-        <w:t>Herramientas: Python, Pandas, Matplotlib.</w:t>
+        <w:t xml:space="preserve">Herramientas: Python, Pandas, </w:t>
+      </w:r>
+      <w:proofErr w:type="spellStart"/>
+      <w:r>
+        <w:rPr>
+          <w:lang w:val="es-ES"/>
+        </w:rPr>
+        <w:t>Matplotlib</w:t>
+      </w:r>
+      <w:proofErr w:type="spellEnd"/>
+      <w:r>
+        <w:rPr>
+          <w:lang w:val="es-ES"/>
+        </w:rPr>
+        <w:t>.</w:t>
       </w:r>
     </w:p>
     <w:p>
@@ -318,7 +414,59 @@
         <w:rPr>
           <w:lang w:val="es-ES"/>
         </w:rPr>
-        <w:t>se contrata en edades muy dispares, desde los 25 años hasta 55 años sobre todo si miramos número de contrataciones en términos nominales, aunque la mayor tasa</w:t>
+        <w:t xml:space="preserve">se contrata en edades muy dispares, desde los 25 años hasta 55 </w:t>
+      </w:r>
+      <w:proofErr w:type="gramStart"/>
+      <w:r>
+        <w:rPr>
+          <w:lang w:val="es-ES"/>
+        </w:rPr>
+        <w:t>años</w:t>
+      </w:r>
+      <w:proofErr w:type="gramEnd"/>
+      <w:r>
+        <w:rPr>
+          <w:lang w:val="es-ES"/>
+        </w:rPr>
+        <w:t xml:space="preserve"> sobre </w:t>
+      </w:r>
+      <w:proofErr w:type="gramStart"/>
+      <w:r>
+        <w:rPr>
+          <w:lang w:val="es-ES"/>
+        </w:rPr>
+        <w:t>todo</w:t>
+      </w:r>
+      <w:r>
+        <w:rPr>
+          <w:lang w:val="es-ES"/>
+        </w:rPr>
+        <w:t xml:space="preserve">, </w:t>
+      </w:r>
+      <w:r>
+        <w:rPr>
+          <w:lang w:val="es-ES"/>
+        </w:rPr>
+        <w:t xml:space="preserve"> si</w:t>
+      </w:r>
+      <w:proofErr w:type="gramEnd"/>
+      <w:r>
+        <w:rPr>
+          <w:lang w:val="es-ES"/>
+        </w:rPr>
+        <w:t xml:space="preserve"> miramos número de contrataciones en términos nominales, aunque</w:t>
+      </w:r>
+      <w:r>
+        <w:rPr>
+          <w:lang w:val="es-ES"/>
+        </w:rPr>
+        <w:t xml:space="preserve"> no hay que menospreciar que</w:t>
+      </w:r>
+      <w:r>
+        <w:rPr>
+          <w:lang w:val="es-ES"/>
+        </w:rPr>
+        <w:t xml:space="preserve"> la mayor tasa</w:t>
       </w:r>
       <w:r>
         <w:rPr>
@@ -373,7 +521,19 @@
         <w:rPr>
           <w:lang w:val="es-ES"/>
         </w:rPr>
-        <w:t xml:space="preserve"> A menos gastos y mas ingresos, más probabilidad de que tengan ahorro extra que puedan querer destinar el producto ofertado.</w:t>
+        <w:t xml:space="preserve"> A menos gastos y </w:t>
+      </w:r>
+      <w:r>
+        <w:rPr>
+          <w:lang w:val="es-ES"/>
+        </w:rPr>
+        <w:t>más</w:t>
+      </w:r>
+      <w:r>
+        <w:rPr>
+          <w:lang w:val="es-ES"/>
+        </w:rPr>
+        <w:t xml:space="preserve"> ingresos, más probabilidad de que tengan ahorro extra que puedan querer destinar el producto ofertado.</w:t>
       </w:r>
     </w:p>
     <w:p>
@@ -432,34 +592,61 @@
           <w:lang w:val="es-ES"/>
         </w:rPr>
       </w:pPr>
-      <w:r>
-        <w:rPr>
-          <w:highlight w:val="yellow"/>
-          <w:lang w:val="es-ES"/>
-        </w:rPr>
-        <w:lastRenderedPageBreak/>
-        <w:t>Estudio, profesiones…..</w:t>
-      </w:r>
-      <w:r>
-        <w:rPr>
-          <w:highlight w:val="yellow"/>
-          <w:lang w:val="es-ES"/>
-        </w:rPr>
-        <w:t>Historial de campañas: demasiados intentos previos reducen efectividad.</w:t>
-      </w:r>
     </w:p>
     <w:p>
       <w:pPr>
         <w:rPr>
+          <w:highlight w:val="yellow"/>
           <w:lang w:val="es-ES"/>
         </w:rPr>
       </w:pPr>
       <w:r>
         <w:rPr>
-          <w:highlight w:val="yellow"/>
-          <w:lang w:val="es-ES"/>
-        </w:rPr>
-        <w:t>Contexto macroeconómico: euribor3m y emp.var.rate correlacionan con éxito.</w:t>
+          <w:lang w:val="es-ES"/>
+        </w:rPr>
+        <w:t>Vemos que cuanto mayor nivel de estudios, mayor es el éxito. Y en profesiones vemos que las profesiones que requieren mayor nivel de estudios precisamente también son las que tienen más éxito (</w:t>
+      </w:r>
+      <w:proofErr w:type="spellStart"/>
+      <w:r>
+        <w:rPr>
+          <w:lang w:val="es-ES"/>
+        </w:rPr>
+        <w:t>technician</w:t>
+      </w:r>
+      <w:proofErr w:type="spellEnd"/>
+      <w:r>
+        <w:rPr>
+          <w:lang w:val="es-ES"/>
+        </w:rPr>
+        <w:t xml:space="preserve">, </w:t>
+      </w:r>
+      <w:proofErr w:type="spellStart"/>
+      <w:r>
+        <w:rPr>
+          <w:lang w:val="es-ES"/>
+        </w:rPr>
+        <w:t>management</w:t>
+      </w:r>
+      <w:proofErr w:type="spellEnd"/>
+      <w:r>
+        <w:rPr>
+          <w:lang w:val="es-ES"/>
+        </w:rPr>
+        <w:t xml:space="preserve">, </w:t>
+      </w:r>
+      <w:proofErr w:type="spellStart"/>
+      <w:r>
+        <w:rPr>
+          <w:lang w:val="es-ES"/>
+        </w:rPr>
+        <w:t>admin</w:t>
+      </w:r>
+      <w:proofErr w:type="spellEnd"/>
+      <w:r>
+        <w:rPr>
+          <w:lang w:val="es-ES"/>
+        </w:rPr>
+        <w:t>.), siendo destacable también estudiantes y personas jubiladas que muestran una tasa alta de éxito a pesar de no ser de lo mas representativo de la muestra.</w:t>
       </w:r>
     </w:p>
     <w:p>
@@ -486,13 +673,25 @@
         <w:rPr>
           <w:lang w:val="es-ES"/>
         </w:rPr>
+        <w:t xml:space="preserve">- </w:t>
+      </w:r>
+      <w:r>
+        <w:rPr>
+          <w:lang w:val="es-ES"/>
+        </w:rPr>
         <w:t xml:space="preserve">Perfil </w:t>
       </w:r>
       <w:r>
         <w:rPr>
           <w:lang w:val="es-ES"/>
         </w:rPr>
-        <w:t>que nos da mayor número contrataciones es un perfil de</w:t>
+        <w:t>objetivo clave</w:t>
+      </w:r>
+      <w:r>
+        <w:rPr>
+          <w:lang w:val="es-ES"/>
+        </w:rPr>
+        <w:t xml:space="preserve"> es un perfil de</w:t>
       </w:r>
       <w:r>
         <w:rPr>
@@ -504,7 +703,43 @@
         <w:rPr>
           <w:lang w:val="es-ES"/>
         </w:rPr>
-        <w:t>. En el contacto, las llamada tiene que tener una duración suficiente, una vez se haya conseguido captar la atención y empatizar con el cliente, para tener más probabilidad de éxito</w:t>
+        <w:t xml:space="preserve">. </w:t>
+      </w:r>
+      <w:r>
+        <w:rPr>
+          <w:lang w:val="es-ES"/>
+        </w:rPr>
+        <w:t>Tratar que</w:t>
+      </w:r>
+      <w:r>
+        <w:rPr>
+          <w:lang w:val="es-ES"/>
+        </w:rPr>
+        <w:t xml:space="preserve"> </w:t>
+      </w:r>
+      <w:r>
+        <w:rPr>
+          <w:lang w:val="es-ES"/>
+        </w:rPr>
+        <w:t>la llamada</w:t>
+      </w:r>
+      <w:r>
+        <w:rPr>
+          <w:lang w:val="es-ES"/>
+        </w:rPr>
+        <w:t xml:space="preserve"> t</w:t>
+      </w:r>
+      <w:r>
+        <w:rPr>
+          <w:lang w:val="es-ES"/>
+        </w:rPr>
+        <w:t>enga</w:t>
+      </w:r>
+      <w:r>
+        <w:rPr>
+          <w:lang w:val="es-ES"/>
+        </w:rPr>
+        <w:t xml:space="preserve"> una duración suficiente, una vez se haya conseguido captar la atención y empatizar con el cliente, para tener más probabilidad de éxito</w:t>
       </w:r>
       <w:r>
         <w:rPr>
@@ -516,7 +751,26 @@
         <w:rPr>
           <w:lang w:val="es-ES"/>
         </w:rPr>
-        <w:t xml:space="preserve"> Importante conseguir </w:t>
+        <w:t xml:space="preserve"> </w:t>
+      </w:r>
+    </w:p>
+    <w:p>
+      <w:pPr>
+        <w:rPr>
+          <w:lang w:val="es-ES"/>
+        </w:rPr>
+      </w:pPr>
+      <w:r>
+        <w:rPr>
+          <w:lang w:val="es-ES"/>
+        </w:rPr>
+        <w:t>-</w:t>
+      </w:r>
+      <w:r>
+        <w:rPr>
+          <w:lang w:val="es-ES"/>
+        </w:rPr>
+        <w:t xml:space="preserve">Importante conseguir </w:t>
       </w:r>
       <w:r>
         <w:rPr>
@@ -571,7 +825,59 @@
         <w:rPr>
           <w:lang w:val="es-ES"/>
         </w:rPr>
-        <w:t>No dejar de lado sobre todo, el segmento de edad de 60 años en adelante, ya que aunque en términos nominales no supone el punto clave, si que el porcentaje de éxito es muy elevado (pocos contactos con mucho porcentaje de contratación)</w:t>
+        <w:t>-</w:t>
+      </w:r>
+      <w:r>
+        <w:rPr>
+          <w:lang w:val="es-ES"/>
+        </w:rPr>
+        <w:t xml:space="preserve">No dejar de </w:t>
+      </w:r>
+      <w:proofErr w:type="gramStart"/>
+      <w:r>
+        <w:rPr>
+          <w:lang w:val="es-ES"/>
+        </w:rPr>
+        <w:t>lado</w:t>
+      </w:r>
+      <w:proofErr w:type="gramEnd"/>
+      <w:r>
+        <w:rPr>
+          <w:lang w:val="es-ES"/>
+        </w:rPr>
+        <w:t xml:space="preserve"> sobre todo, el segmento de edad de 60 años en adelante, ya </w:t>
+      </w:r>
+      <w:proofErr w:type="gramStart"/>
+      <w:r>
+        <w:rPr>
+          <w:lang w:val="es-ES"/>
+        </w:rPr>
+        <w:t>que</w:t>
+      </w:r>
+      <w:proofErr w:type="gramEnd"/>
+      <w:r>
+        <w:rPr>
+          <w:lang w:val="es-ES"/>
+        </w:rPr>
+        <w:t xml:space="preserve"> aunque en términos nominales no supone el punto clave, </w:t>
+      </w:r>
+      <w:r>
+        <w:rPr>
+          <w:lang w:val="es-ES"/>
+        </w:rPr>
+        <w:t>sí</w:t>
+      </w:r>
+      <w:r>
+        <w:rPr>
+          <w:lang w:val="es-ES"/>
+        </w:rPr>
+        <w:t xml:space="preserve"> que el porcentaje de éxito es muy elevado</w:t>
+      </w:r>
+      <w:r>
+        <w:rPr>
+          <w:lang w:val="es-ES"/>
+        </w:rPr>
+        <w:t>.</w:t>
       </w:r>
     </w:p>
     <w:p>
